--- a/Abhijeet/Abhijeet Certificate.docx
+++ b/Abhijeet/Abhijeet Certificate.docx
@@ -409,10 +409,10 @@
             <v:path o:extrusionok="f" gradientshapeok="t" o:connecttype="rect"/>
             <o:lock v:ext="edit" aspectratio="t"/>
           </v:shapetype>
-          <v:shape id="_x0000_i1025" type="#_x0000_t75" style="width:175.5pt;height:163.5pt" o:ole="">
+          <v:shape id="_x0000_i1025" type="#_x0000_t75" style="width:175.55pt;height:163.75pt" o:ole="">
             <v:imagedata r:id="rId8" o:title=""/>
           </v:shape>
-          <o:OLEObject Type="Embed" ProgID="MSPhotoEd.3" ShapeID="_x0000_i1025" DrawAspect="Content" ObjectID="_1832362147" r:id="rId9"/>
+          <o:OLEObject Type="Embed" ProgID="MSPhotoEd.3" ShapeID="_x0000_i1025" DrawAspect="Content" ObjectID="_1833453133" r:id="rId9"/>
         </w:object>
       </w:r>
     </w:p>
@@ -617,6 +617,7 @@
           <w:szCs w:val="28"/>
         </w:rPr>
         <w:tab/>
+        <w:t xml:space="preserve">    M</w:t>
       </w:r>
       <w:r>
         <w:rPr>
@@ -625,8 +626,16 @@
           <w:sz w:val="28"/>
           <w:szCs w:val="28"/>
         </w:rPr>
-        <w:tab/>
-        <w:t>Ms. Neha Sahu Mam</w:t>
+        <w:t>r</w:t>
+      </w:r>
+      <w:r>
+        <w:rPr>
+          <w:b/>
+          <w:iCs/>
+          <w:sz w:val="28"/>
+          <w:szCs w:val="28"/>
+        </w:rPr>
+        <w:t>s. Neha Sahu Mam</w:t>
       </w:r>
       <w:r>
         <w:rPr>
@@ -1694,7 +1703,7 @@
           <w:sz w:val="28"/>
           <w:szCs w:val="28"/>
         </w:rPr>
-        <w:t>_______</w:t>
+        <w:t xml:space="preserve">2613237501 </w:t>
       </w:r>
       <w:r>
         <w:rPr>
@@ -2159,7 +2168,27 @@
           <w:sz w:val="28"/>
           <w:szCs w:val="28"/>
         </w:rPr>
-        <w:t>Ms. Neha Sahu Mam</w:t>
+        <w:t>M</w:t>
+      </w:r>
+      <w:r>
+        <w:rPr>
+          <w:rFonts w:ascii="Times New Roman" w:hAnsi="Times New Roman" w:cs="Times New Roman"/>
+          <w:b/>
+          <w:bCs/>
+          <w:sz w:val="28"/>
+          <w:szCs w:val="28"/>
+        </w:rPr>
+        <w:t xml:space="preserve">r </w:t>
+      </w:r>
+      <w:r>
+        <w:rPr>
+          <w:rFonts w:ascii="Times New Roman" w:hAnsi="Times New Roman" w:cs="Times New Roman"/>
+          <w:b/>
+          <w:bCs/>
+          <w:sz w:val="28"/>
+          <w:szCs w:val="28"/>
+        </w:rPr>
+        <w:t>s. Neha Sahu Mam</w:t>
       </w:r>
     </w:p>
     <w:p>
@@ -3198,7 +3227,7 @@
           <w:sz w:val="28"/>
           <w:szCs w:val="28"/>
         </w:rPr>
-        <w:t xml:space="preserve">               </w:t>
+        <w:t xml:space="preserve">          </w:t>
       </w:r>
       <w:r>
         <w:rPr>
@@ -3300,8 +3329,10 @@
           <w:sz w:val="28"/>
           <w:szCs w:val="28"/>
         </w:rPr>
-        <w:t xml:space="preserve">               </w:t>
-      </w:r>
+        <w:t xml:space="preserve">          </w:t>
+      </w:r>
+      <w:bookmarkStart w:id="0" w:name="_GoBack"/>
+      <w:bookmarkEnd w:id="0"/>
       <w:r>
         <w:rPr>
           <w:rFonts w:ascii="Times New Roman" w:hAnsi="Times New Roman" w:cs="Times New Roman"/>
@@ -3322,24 +3353,12 @@
       <w:r>
         <w:rPr>
           <w:rFonts w:ascii="Times New Roman" w:hAnsi="Times New Roman"/>
-          <w:sz w:val="28"/>
-          <w:szCs w:val="28"/>
-        </w:rPr>
-        <w:t>_______________</w:t>
-      </w:r>
-    </w:p>
-    <w:p>
-      <w:pPr>
-        <w:spacing w:after="0"/>
-        <w:jc w:val="center"/>
-        <w:rPr>
-          <w:rFonts w:ascii="Times New Roman" w:hAnsi="Times New Roman" w:cs="Times New Roman"/>
-          <w:b/>
-          <w:sz w:val="28"/>
-          <w:szCs w:val="28"/>
-          <w:u w:val="single"/>
-        </w:rPr>
-      </w:pPr>
+          <w:b/>
+          <w:sz w:val="28"/>
+          <w:szCs w:val="28"/>
+        </w:rPr>
+        <w:t>2613237501</w:t>
+      </w:r>
     </w:p>
     <w:p>
       <w:pPr>
@@ -3488,7 +3507,27 @@
           <w:sz w:val="28"/>
           <w:szCs w:val="32"/>
         </w:rPr>
-        <w:t>Ms. Neha Sahu Mam</w:t>
+        <w:t>M</w:t>
+      </w:r>
+      <w:r>
+        <w:rPr>
+          <w:rFonts w:ascii="Times New Roman" w:hAnsi="Times New Roman" w:cs="Times New Roman"/>
+          <w:b/>
+          <w:bCs/>
+          <w:sz w:val="28"/>
+          <w:szCs w:val="32"/>
+        </w:rPr>
+        <w:t>r</w:t>
+      </w:r>
+      <w:r>
+        <w:rPr>
+          <w:rFonts w:ascii="Times New Roman" w:hAnsi="Times New Roman" w:cs="Times New Roman"/>
+          <w:b/>
+          <w:bCs/>
+          <w:sz w:val="28"/>
+          <w:szCs w:val="32"/>
+        </w:rPr>
+        <w:t>s. Neha Sahu Mam</w:t>
       </w:r>
       <w:r>
         <w:rPr>
@@ -4337,7 +4376,7 @@
                 <w:sz w:val="28"/>
                 <w:szCs w:val="28"/>
               </w:rPr>
-              <w:t>5-18</w:t>
+              <w:t>5-17</w:t>
             </w:r>
           </w:p>
         </w:tc>
@@ -4414,7 +4453,7 @@
                 <w:sz w:val="28"/>
                 <w:szCs w:val="28"/>
               </w:rPr>
-              <w:t>19-21</w:t>
+              <w:t>18-20</w:t>
             </w:r>
           </w:p>
         </w:tc>
@@ -4491,7 +4530,7 @@
                 <w:sz w:val="28"/>
                 <w:szCs w:val="28"/>
               </w:rPr>
-              <w:t>22-24</w:t>
+              <w:t>21-23</w:t>
             </w:r>
           </w:p>
         </w:tc>
@@ -4646,7 +4685,7 @@
                 <w:sz w:val="28"/>
                 <w:szCs w:val="28"/>
               </w:rPr>
-              <w:t>28-31</w:t>
+              <w:t>28-32</w:t>
             </w:r>
           </w:p>
         </w:tc>
@@ -4723,7 +4762,7 @@
                 <w:sz w:val="28"/>
                 <w:szCs w:val="28"/>
               </w:rPr>
-              <w:t>32-35</w:t>
+              <w:t>33-36</w:t>
             </w:r>
           </w:p>
         </w:tc>
@@ -4816,7 +4855,7 @@
                 <w:sz w:val="28"/>
                 <w:szCs w:val="28"/>
               </w:rPr>
-              <w:t>36-38</w:t>
+              <w:t>37-40</w:t>
             </w:r>
           </w:p>
         </w:tc>
@@ -4893,7 +4932,7 @@
                 <w:sz w:val="28"/>
                 <w:szCs w:val="28"/>
               </w:rPr>
-              <w:t>39-40</w:t>
+              <w:t>41-42</w:t>
             </w:r>
           </w:p>
         </w:tc>
@@ -4986,100 +5025,7 @@
                 <w:sz w:val="28"/>
                 <w:szCs w:val="28"/>
               </w:rPr>
-              <w:t>41</w:t>
-            </w:r>
-            <w:r>
-              <w:rPr>
-                <w:rFonts w:ascii="Times New Roman" w:hAnsi="Times New Roman" w:cs="Times New Roman"/>
-                <w:sz w:val="28"/>
-                <w:szCs w:val="28"/>
-              </w:rPr>
-              <w:t>-67</w:t>
-            </w:r>
-          </w:p>
-        </w:tc>
-      </w:tr>
-      <w:tr>
-        <w:trPr>
-          <w:trHeight w:val="775"/>
-        </w:trPr>
-        <w:tc>
-          <w:tcPr>
-            <w:tcW w:w="1101" w:type="dxa"/>
-            <w:vAlign w:val="center"/>
-          </w:tcPr>
-          <w:p>
-            <w:pPr>
-              <w:pStyle w:val="ListParagraph"/>
-              <w:numPr>
-                <w:ilvl w:val="0"/>
-                <w:numId w:val="20"/>
-              </w:numPr>
-              <w:spacing w:after="0"/>
-              <w:jc w:val="left"/>
-              <w:rPr>
-                <w:rFonts w:ascii="Times New Roman" w:hAnsi="Times New Roman" w:cs="Times New Roman"/>
-                <w:sz w:val="28"/>
-                <w:szCs w:val="28"/>
-              </w:rPr>
-            </w:pPr>
-          </w:p>
-        </w:tc>
-        <w:tc>
-          <w:tcPr>
-            <w:tcW w:w="5911" w:type="dxa"/>
-            <w:vAlign w:val="center"/>
-          </w:tcPr>
-          <w:p>
-            <w:pPr>
-              <w:spacing w:after="0"/>
-              <w:jc w:val="left"/>
-              <w:rPr>
-                <w:rFonts w:ascii="Times New Roman" w:hAnsi="Times New Roman" w:cs="Times New Roman"/>
-                <w:sz w:val="28"/>
-                <w:szCs w:val="28"/>
-              </w:rPr>
-            </w:pPr>
-            <w:r>
-              <w:rPr>
-                <w:rFonts w:ascii="Times New Roman" w:hAnsi="Times New Roman" w:cs="Times New Roman"/>
-                <w:sz w:val="28"/>
-                <w:szCs w:val="28"/>
-              </w:rPr>
-              <w:t>Output form</w:t>
-            </w:r>
-            <w:r>
-              <w:rPr>
-                <w:rFonts w:ascii="Times New Roman" w:hAnsi="Times New Roman" w:cs="Times New Roman"/>
-                <w:sz w:val="28"/>
-                <w:szCs w:val="28"/>
-              </w:rPr>
-              <w:t>s</w:t>
-            </w:r>
-          </w:p>
-        </w:tc>
-        <w:tc>
-          <w:tcPr>
-            <w:tcW w:w="1640" w:type="dxa"/>
-            <w:vAlign w:val="center"/>
-          </w:tcPr>
-          <w:p>
-            <w:pPr>
-              <w:spacing w:after="0"/>
-              <w:jc w:val="center"/>
-              <w:rPr>
-                <w:rFonts w:ascii="Times New Roman" w:hAnsi="Times New Roman" w:cs="Times New Roman"/>
-                <w:sz w:val="28"/>
-                <w:szCs w:val="28"/>
-              </w:rPr>
-            </w:pPr>
-            <w:r>
-              <w:rPr>
-                <w:rFonts w:ascii="Times New Roman" w:hAnsi="Times New Roman" w:cs="Times New Roman"/>
-                <w:sz w:val="28"/>
-                <w:szCs w:val="28"/>
-              </w:rPr>
-              <w:t>68-80</w:t>
+              <w:t>43-124</w:t>
             </w:r>
           </w:p>
         </w:tc>
@@ -5156,7 +5102,7 @@
                 <w:sz w:val="28"/>
                 <w:szCs w:val="28"/>
               </w:rPr>
-              <w:t>81</w:t>
+              <w:t>125</w:t>
             </w:r>
           </w:p>
         </w:tc>
@@ -5233,7 +5179,7 @@
                 <w:sz w:val="28"/>
                 <w:szCs w:val="28"/>
               </w:rPr>
-              <w:t>82</w:t>
+              <w:t>126-127</w:t>
             </w:r>
           </w:p>
         </w:tc>
@@ -5312,7 +5258,7 @@
                 <w:sz w:val="28"/>
                 <w:szCs w:val="28"/>
               </w:rPr>
-              <w:t>83</w:t>
+              <w:t>128</w:t>
             </w:r>
           </w:p>
         </w:tc>
@@ -5394,10 +5340,8 @@
                 <w:sz w:val="28"/>
                 <w:szCs w:val="28"/>
               </w:rPr>
-              <w:t>84</w:t>
+              <w:t>129</w:t>
             </w:r>
-            <w:bookmarkStart w:id="0" w:name="_GoBack"/>
-            <w:bookmarkEnd w:id="0"/>
           </w:p>
         </w:tc>
       </w:tr>
@@ -9718,7 +9662,7 @@
 </file>
 
 <file path=customXml/itemProps1.xml><?xml version="1.0" encoding="utf-8"?>
-<ds:datastoreItem xmlns:ds="http://schemas.openxmlformats.org/officeDocument/2006/customXml" ds:itemID="{6047FA91-3071-4883-800B-2A3F26479E9A}">
+<ds:datastoreItem xmlns:ds="http://schemas.openxmlformats.org/officeDocument/2006/customXml" ds:itemID="{B4E8C7E2-9BFF-40FE-BD26-1E0EC648BA58}">
   <ds:schemaRefs>
     <ds:schemaRef ds:uri="http://schemas.openxmlformats.org/officeDocument/2006/bibliography"/>
   </ds:schemaRefs>
